--- a/report.docx
+++ b/report.docx
@@ -60,7 +60,44 @@
     </w:p>
     <w:p/>
     <w:p/>
-    <w:p/>
+    <w:p>
+      <w:pPr>
+        <w:rPr>
+          <w:b/>
+          <w:bCs/>
+          <w:sz w:val="32"/>
+          <w:szCs w:val="32"/>
+        </w:rPr>
+      </w:pPr>
+      <w:r>
+        <w:rPr>
+          <w:b/>
+          <w:bCs/>
+          <w:sz w:val="32"/>
+          <w:szCs w:val="32"/>
+        </w:rPr>
+        <w:t>NAME : P MANAS SIDDHARDHA</w:t>
+      </w:r>
+    </w:p>
+    <w:p>
+      <w:pPr>
+        <w:rPr>
+          <w:b/>
+          <w:bCs/>
+          <w:sz w:val="32"/>
+          <w:szCs w:val="32"/>
+        </w:rPr>
+      </w:pPr>
+      <w:r>
+        <w:rPr>
+          <w:b/>
+          <w:bCs/>
+          <w:sz w:val="32"/>
+          <w:szCs w:val="32"/>
+        </w:rPr>
+        <w:t>SRN : PES1UG24AM186</w:t>
+      </w:r>
+    </w:p>
     <w:p/>
     <w:p/>
     <w:p>
@@ -244,25 +281,7 @@
           <w:szCs w:val="28"/>
           <w:u w:val="single"/>
         </w:rPr>
-        <w:t xml:space="preserve">Screenshot </w:t>
-      </w:r>
-      <w:r>
-        <w:rPr>
-          <w:rFonts w:ascii="Times New Roman" w:hAnsi="Times New Roman" w:cs="Times New Roman"/>
-          <w:sz w:val="28"/>
-          <w:szCs w:val="28"/>
-          <w:u w:val="single"/>
-        </w:rPr>
-        <w:t>1</w:t>
-      </w:r>
-      <w:r>
-        <w:rPr>
-          <w:rFonts w:ascii="Times New Roman" w:hAnsi="Times New Roman" w:cs="Times New Roman"/>
-          <w:sz w:val="28"/>
-          <w:szCs w:val="28"/>
-          <w:u w:val="single"/>
-        </w:rPr>
-        <w:t>B</w:t>
+        <w:t>Screenshot 1B</w:t>
       </w:r>
     </w:p>
     <w:p>
@@ -377,7 +396,6 @@
           <w:szCs w:val="36"/>
           <w:u w:val="single"/>
         </w:rPr>
-        <w:lastRenderedPageBreak/>
         <w:t>PHASE 2:</w:t>
       </w:r>
     </w:p>
@@ -398,25 +416,7 @@
           <w:szCs w:val="28"/>
           <w:u w:val="single"/>
         </w:rPr>
-        <w:t xml:space="preserve">Screenshot </w:t>
-      </w:r>
-      <w:r>
-        <w:rPr>
-          <w:rFonts w:ascii="Times New Roman" w:hAnsi="Times New Roman" w:cs="Times New Roman"/>
-          <w:sz w:val="28"/>
-          <w:szCs w:val="28"/>
-          <w:u w:val="single"/>
-        </w:rPr>
-        <w:t>2</w:t>
-      </w:r>
-      <w:r>
-        <w:rPr>
-          <w:rFonts w:ascii="Times New Roman" w:hAnsi="Times New Roman" w:cs="Times New Roman"/>
-          <w:sz w:val="28"/>
-          <w:szCs w:val="28"/>
-          <w:u w:val="single"/>
-        </w:rPr>
-        <w:t>A</w:t>
+        <w:t>Screenshot 2A</w:t>
       </w:r>
     </w:p>
     <w:p/>
@@ -491,25 +491,7 @@
           <w:szCs w:val="28"/>
           <w:u w:val="single"/>
         </w:rPr>
-        <w:t xml:space="preserve">Screenshot </w:t>
-      </w:r>
-      <w:r>
-        <w:rPr>
-          <w:rFonts w:ascii="Times New Roman" w:hAnsi="Times New Roman" w:cs="Times New Roman"/>
-          <w:sz w:val="28"/>
-          <w:szCs w:val="28"/>
-          <w:u w:val="single"/>
-        </w:rPr>
-        <w:t>2</w:t>
-      </w:r>
-      <w:r>
-        <w:rPr>
-          <w:rFonts w:ascii="Times New Roman" w:hAnsi="Times New Roman" w:cs="Times New Roman"/>
-          <w:sz w:val="28"/>
-          <w:szCs w:val="28"/>
-          <w:u w:val="single"/>
-        </w:rPr>
-        <w:t>B</w:t>
+        <w:t>Screenshot 2B</w:t>
       </w:r>
     </w:p>
     <w:p/>
@@ -519,7 +501,7 @@
           <w:noProof/>
         </w:rPr>
         <w:drawing>
-          <wp:inline distT="0" distB="0" distL="0" distR="0" wp14:anchorId="05522EBE" wp14:editId="6B0DACFF">
+          <wp:inline distT="0" distB="0" distL="0" distR="0" wp14:anchorId="05522EBE" wp14:editId="6BA602AB">
             <wp:extent cx="5943600" cy="612775"/>
             <wp:effectExtent l="0" t="0" r="0" b="0"/>
             <wp:docPr id="163257170" name="Picture 4"/>
@@ -607,25 +589,7 @@
           <w:szCs w:val="28"/>
           <w:u w:val="single"/>
         </w:rPr>
-        <w:t xml:space="preserve">Screenshot </w:t>
-      </w:r>
-      <w:r>
-        <w:rPr>
-          <w:rFonts w:ascii="Times New Roman" w:hAnsi="Times New Roman" w:cs="Times New Roman"/>
-          <w:sz w:val="28"/>
-          <w:szCs w:val="28"/>
-          <w:u w:val="single"/>
-        </w:rPr>
-        <w:t>3</w:t>
-      </w:r>
-      <w:r>
-        <w:rPr>
-          <w:rFonts w:ascii="Times New Roman" w:hAnsi="Times New Roman" w:cs="Times New Roman"/>
-          <w:sz w:val="28"/>
-          <w:szCs w:val="28"/>
-          <w:u w:val="single"/>
-        </w:rPr>
-        <w:t>A</w:t>
+        <w:t>Screenshot 3A</w:t>
       </w:r>
     </w:p>
     <w:p>
@@ -634,7 +598,7 @@
           <w:noProof/>
         </w:rPr>
         <w:drawing>
-          <wp:inline distT="0" distB="0" distL="0" distR="0" wp14:anchorId="2EC7B772" wp14:editId="2934D64A">
+          <wp:inline distT="0" distB="0" distL="0" distR="0" wp14:anchorId="2EC7B772" wp14:editId="5F4B6D1E">
             <wp:extent cx="5943600" cy="2491740"/>
             <wp:effectExtent l="0" t="0" r="0" b="3810"/>
             <wp:docPr id="1168664384" name="Picture 5"/>
@@ -741,26 +705,7 @@
           <w:szCs w:val="28"/>
           <w:u w:val="single"/>
         </w:rPr>
-        <w:lastRenderedPageBreak/>
-        <w:t xml:space="preserve">Screenshot </w:t>
-      </w:r>
-      <w:r>
-        <w:rPr>
-          <w:rFonts w:ascii="Times New Roman" w:hAnsi="Times New Roman" w:cs="Times New Roman"/>
-          <w:sz w:val="28"/>
-          <w:szCs w:val="28"/>
-          <w:u w:val="single"/>
-        </w:rPr>
-        <w:t>3</w:t>
-      </w:r>
-      <w:r>
-        <w:rPr>
-          <w:rFonts w:ascii="Times New Roman" w:hAnsi="Times New Roman" w:cs="Times New Roman"/>
-          <w:sz w:val="28"/>
-          <w:szCs w:val="28"/>
-          <w:u w:val="single"/>
-        </w:rPr>
-        <w:t>B</w:t>
+        <w:t>Screenshot 3B</w:t>
       </w:r>
     </w:p>
     <w:p/>
@@ -770,7 +715,7 @@
           <w:noProof/>
         </w:rPr>
         <w:drawing>
-          <wp:inline distT="0" distB="0" distL="0" distR="0" wp14:anchorId="7870979B" wp14:editId="0B5DD158">
+          <wp:inline distT="0" distB="0" distL="0" distR="0" wp14:anchorId="7870979B" wp14:editId="4F5086AD">
             <wp:extent cx="5943600" cy="362585"/>
             <wp:effectExtent l="0" t="0" r="0" b="0"/>
             <wp:docPr id="480304949" name="Picture 6"/>
@@ -875,7 +820,7 @@
           <w:noProof/>
         </w:rPr>
         <w:drawing>
-          <wp:inline distT="0" distB="0" distL="0" distR="0" wp14:anchorId="58DDBD4F" wp14:editId="771F6B21">
+          <wp:inline distT="0" distB="0" distL="0" distR="0" wp14:anchorId="58DDBD4F" wp14:editId="504DAF72">
             <wp:extent cx="5943600" cy="1657985"/>
             <wp:effectExtent l="0" t="0" r="0" b="0"/>
             <wp:docPr id="284643972" name="Picture 7"/>
@@ -1103,25 +1048,7 @@
           <w:szCs w:val="28"/>
           <w:u w:val="single"/>
         </w:rPr>
-        <w:t xml:space="preserve">Screenshot </w:t>
-      </w:r>
-      <w:r>
-        <w:rPr>
-          <w:rFonts w:ascii="Times New Roman" w:hAnsi="Times New Roman" w:cs="Times New Roman"/>
-          <w:sz w:val="28"/>
-          <w:szCs w:val="28"/>
-          <w:u w:val="single"/>
-        </w:rPr>
-        <w:t>4</w:t>
-      </w:r>
-      <w:r>
-        <w:rPr>
-          <w:rFonts w:ascii="Times New Roman" w:hAnsi="Times New Roman" w:cs="Times New Roman"/>
-          <w:sz w:val="28"/>
-          <w:szCs w:val="28"/>
-          <w:u w:val="single"/>
-        </w:rPr>
-        <w:t>B</w:t>
+        <w:t>Screenshot 4B</w:t>
       </w:r>
     </w:p>
     <w:p>
@@ -1129,9 +1056,8 @@
         <w:rPr>
           <w:noProof/>
         </w:rPr>
-        <w:lastRenderedPageBreak/>
         <w:drawing>
-          <wp:inline distT="0" distB="0" distL="0" distR="0" wp14:anchorId="1594E4FD" wp14:editId="684D4365">
+          <wp:inline distT="0" distB="0" distL="0" distR="0" wp14:anchorId="1594E4FD" wp14:editId="0134592C">
             <wp:extent cx="5943600" cy="1222375"/>
             <wp:effectExtent l="0" t="0" r="0" b="0"/>
             <wp:docPr id="557826220" name="Picture 8"/>
@@ -1248,25 +1174,7 @@
           <w:szCs w:val="28"/>
           <w:u w:val="single"/>
         </w:rPr>
-        <w:t xml:space="preserve">Screenshot </w:t>
-      </w:r>
-      <w:r>
-        <w:rPr>
-          <w:rFonts w:ascii="Times New Roman" w:hAnsi="Times New Roman" w:cs="Times New Roman"/>
-          <w:sz w:val="28"/>
-          <w:szCs w:val="28"/>
-          <w:u w:val="single"/>
-        </w:rPr>
-        <w:t>4</w:t>
-      </w:r>
-      <w:r>
-        <w:rPr>
-          <w:rFonts w:ascii="Times New Roman" w:hAnsi="Times New Roman" w:cs="Times New Roman"/>
-          <w:sz w:val="28"/>
-          <w:szCs w:val="28"/>
-          <w:u w:val="single"/>
-        </w:rPr>
-        <w:t>C</w:t>
+        <w:t>Screenshot 4C</w:t>
       </w:r>
     </w:p>
     <w:p/>
@@ -1276,7 +1184,7 @@
           <w:noProof/>
         </w:rPr>
         <w:drawing>
-          <wp:inline distT="0" distB="0" distL="0" distR="0" wp14:anchorId="4FD1DD78" wp14:editId="1709A6B6">
+          <wp:inline distT="0" distB="0" distL="0" distR="0" wp14:anchorId="4FD1DD78" wp14:editId="732C2FD8">
             <wp:extent cx="5943600" cy="3221990"/>
             <wp:effectExtent l="0" t="0" r="0" b="0"/>
             <wp:docPr id="280311667" name="Picture 9"/>
@@ -1332,7 +1240,7 @@
         </w:rPr>
         <w:lastRenderedPageBreak/>
         <w:drawing>
-          <wp:inline distT="0" distB="0" distL="0" distR="0" wp14:anchorId="5602B953" wp14:editId="369897F0">
+          <wp:inline distT="0" distB="0" distL="0" distR="0" wp14:anchorId="5602B953" wp14:editId="2F47DE69">
             <wp:extent cx="5943600" cy="3221990"/>
             <wp:effectExtent l="0" t="0" r="0" b="0"/>
             <wp:docPr id="1638651979" name="Picture 10"/>
@@ -3221,6 +3129,7 @@
   <w:style w:type="character" w:default="1" w:styleId="DefaultParagraphFont">
     <w:name w:val="Default Paragraph Font"/>
     <w:uiPriority w:val="1"/>
+    <w:semiHidden/>
     <w:unhideWhenUsed/>
   </w:style>
   <w:style w:type="table" w:default="1" w:styleId="TableNormal">
